--- a/docx/03-reposicion-y-almacen/03-reposicion-y-almacen.docx
+++ b/docx/03-reposicion-y-almacen/03-reposicion-y-almacen.docx
@@ -557,7 +557,7 @@
     </w:p>
     <w:bookmarkEnd w:id="17"/>
     <w:bookmarkEnd w:id="18"/>
-    <w:bookmarkStart w:id="25" w:name="recibir-la-mercancía"/>
+    <w:bookmarkStart w:id="28" w:name="recibir-la-mercancía"/>
     <w:p>
       <w:pPr>
         <w:pStyle w:val="Heading1"/>
@@ -681,7 +681,7 @@
       </w:r>
     </w:p>
     <w:bookmarkEnd w:id="19"/>
-    <w:bookmarkStart w:id="20" w:name="lo-que-hay-que-saber"/>
+    <w:bookmarkStart w:id="23" w:name="lo-que-hay-que-saber"/>
     <w:p>
       <w:pPr>
         <w:pStyle w:val="Heading2"/>
@@ -1060,19 +1060,61 @@
     </w:p>
     <w:p>
       <w:pPr>
-        <w:pStyle w:val="BodyText"/>
-      </w:pPr>
-    </w:p>
-    <w:p>
-      <w:pPr>
-        <w:pStyle w:val="BodyText"/>
+        <w:pStyle w:val="CaptionedFigure"/>
+      </w:pPr>
+      <w:r>
+        <w:drawing>
+          <wp:inline>
+            <wp:extent cx="5334000" cy="1209675"/>
+            <wp:effectExtent b="0" l="0" r="0" t="0"/>
+            <wp:docPr descr="Recepción: contar, comparar, revisar y firmar" title="" id="21" name="Picture"/>
+            <a:graphic>
+              <a:graphicData uri="http://schemas.openxmlformats.org/drawingml/2006/picture">
+                <pic:pic>
+                  <pic:nvPicPr>
+                    <pic:cNvPr descr="public/img/03-reposicion-y-almacen/01-recepcion-mercancia.png" id="22" name="Picture"/>
+                    <pic:cNvPicPr>
+                      <a:picLocks noChangeArrowheads="1" noChangeAspect="1"/>
+                    </pic:cNvPicPr>
+                  </pic:nvPicPr>
+                  <pic:blipFill>
+                    <a:blip r:embed="rId20"/>
+                    <a:stretch>
+                      <a:fillRect/>
+                    </a:stretch>
+                  </pic:blipFill>
+                  <pic:spPr bwMode="auto">
+                    <a:xfrm>
+                      <a:off x="0" y="0"/>
+                      <a:ext cx="5334000" cy="1209675"/>
+                    </a:xfrm>
+                    <a:prstGeom prst="rect">
+                      <a:avLst/>
+                    </a:prstGeom>
+                    <a:noFill/>
+                    <a:ln w="9525">
+                      <a:noFill/>
+                      <a:headEnd/>
+                      <a:tailEnd/>
+                    </a:ln>
+                  </pic:spPr>
+                </pic:pic>
+              </a:graphicData>
+            </a:graphic>
+          </wp:inline>
+        </w:drawing>
+      </w:r>
+    </w:p>
+    <w:p>
+      <w:pPr>
+        <w:pStyle w:val="ImageCaption"/>
       </w:pPr>
       <w:r>
         <w:t xml:space="preserve">Recepción: contar, comparar, revisar y firmar</w:t>
       </w:r>
     </w:p>
-    <w:bookmarkEnd w:id="20"/>
-    <w:bookmarkStart w:id="21" w:name="a-por-ellos"/>
+    <w:bookmarkEnd w:id="23"/>
+    <w:bookmarkStart w:id="24" w:name="a-por-ellos"/>
     <w:p>
       <w:pPr>
         <w:pStyle w:val="Heading2"/>
@@ -1755,8 +1797,8 @@
         </w:pict>
       </w:r>
     </w:p>
-    <w:bookmarkEnd w:id="21"/>
-    <w:bookmarkStart w:id="22" w:name="mini-dinámica-recepción-a-ciegas-10-min"/>
+    <w:bookmarkEnd w:id="24"/>
+    <w:bookmarkStart w:id="25" w:name="mini-dinámica-recepción-a-ciegas-10-min"/>
     <w:p>
       <w:pPr>
         <w:pStyle w:val="Heading2"/>
@@ -1817,8 +1859,8 @@
         </w:pict>
       </w:r>
     </w:p>
-    <w:bookmarkEnd w:id="22"/>
-    <w:bookmarkStart w:id="24" w:name="para-el-profe-soluciones-y-pistas"/>
+    <w:bookmarkEnd w:id="25"/>
+    <w:bookmarkStart w:id="27" w:name="para-el-profe-soluciones-y-pistas"/>
     <w:p>
       <w:pPr>
         <w:pStyle w:val="Heading2"/>
@@ -1894,7 +1936,7 @@
       <w:r>
         <w:t xml:space="preserve"> </w:t>
       </w:r>
-      <w:hyperlink r:id="rId23">
+      <w:hyperlink r:id="rId26">
         <w:r>
           <w:rPr>
             <w:rStyle w:val="Hyperlink"/>
@@ -1921,7 +1963,7 @@
       <w:r>
         <w:t xml:space="preserve"> </w:t>
       </w:r>
-      <w:hyperlink r:id="rId23">
+      <w:hyperlink r:id="rId26">
         <w:r>
           <w:rPr>
             <w:rStyle w:val="Hyperlink"/>
@@ -1957,9 +1999,9 @@
         </w:r>
       </w:hyperlink>
     </w:p>
-    <w:bookmarkEnd w:id="24"/>
-    <w:bookmarkEnd w:id="25"/>
-    <w:bookmarkStart w:id="31" w:name="colocar-por-familias"/>
+    <w:bookmarkEnd w:id="27"/>
+    <w:bookmarkEnd w:id="28"/>
+    <w:bookmarkStart w:id="37" w:name="colocar-por-familias"/>
     <w:p>
       <w:pPr>
         <w:pStyle w:val="Heading1"/>
@@ -2023,7 +2065,7 @@
         </w:pict>
       </w:r>
     </w:p>
-    <w:bookmarkStart w:id="26" w:name="en-corto-1"/>
+    <w:bookmarkStart w:id="29" w:name="en-corto-1"/>
     <w:p>
       <w:pPr>
         <w:pStyle w:val="Heading2"/>
@@ -2060,8 +2102,8 @@
         </w:pict>
       </w:r>
     </w:p>
-    <w:bookmarkEnd w:id="26"/>
-    <w:bookmarkStart w:id="27" w:name="lo-que-hay-que-saber-1"/>
+    <w:bookmarkEnd w:id="29"/>
+    <w:bookmarkStart w:id="33" w:name="lo-que-hay-que-saber-1"/>
     <w:p>
       <w:pPr>
         <w:pStyle w:val="Heading2"/>
@@ -2293,19 +2335,61 @@
     </w:p>
     <w:p>
       <w:pPr>
-        <w:pStyle w:val="BodyText"/>
-      </w:pPr>
-    </w:p>
-    <w:p>
-      <w:pPr>
-        <w:pStyle w:val="BodyText"/>
+        <w:pStyle w:val="CaptionedFigure"/>
+      </w:pPr>
+      <w:r>
+        <w:drawing>
+          <wp:inline>
+            <wp:extent cx="5334000" cy="3336073"/>
+            <wp:effectExtent b="0" l="0" r="0" t="0"/>
+            <wp:docPr descr="Lineal por familias, FIFO y facing" title="" id="31" name="Picture"/>
+            <a:graphic>
+              <a:graphicData uri="http://schemas.openxmlformats.org/drawingml/2006/picture">
+                <pic:pic>
+                  <pic:nvPicPr>
+                    <pic:cNvPr descr="public/img/03-reposicion-y-almacen/02-lineal-familias.png" id="32" name="Picture"/>
+                    <pic:cNvPicPr>
+                      <a:picLocks noChangeArrowheads="1" noChangeAspect="1"/>
+                    </pic:cNvPicPr>
+                  </pic:nvPicPr>
+                  <pic:blipFill>
+                    <a:blip r:embed="rId30"/>
+                    <a:stretch>
+                      <a:fillRect/>
+                    </a:stretch>
+                  </pic:blipFill>
+                  <pic:spPr bwMode="auto">
+                    <a:xfrm>
+                      <a:off x="0" y="0"/>
+                      <a:ext cx="5334000" cy="3336073"/>
+                    </a:xfrm>
+                    <a:prstGeom prst="rect">
+                      <a:avLst/>
+                    </a:prstGeom>
+                    <a:noFill/>
+                    <a:ln w="9525">
+                      <a:noFill/>
+                      <a:headEnd/>
+                      <a:tailEnd/>
+                    </a:ln>
+                  </pic:spPr>
+                </pic:pic>
+              </a:graphicData>
+            </a:graphic>
+          </wp:inline>
+        </w:drawing>
+      </w:r>
+    </w:p>
+    <w:p>
+      <w:pPr>
+        <w:pStyle w:val="ImageCaption"/>
       </w:pPr>
       <w:r>
         <w:t xml:space="preserve">Lineal por familias, FIFO y facing</w:t>
       </w:r>
     </w:p>
-    <w:bookmarkEnd w:id="27"/>
-    <w:bookmarkStart w:id="28" w:name="a-por-ellos-1"/>
+    <w:bookmarkEnd w:id="33"/>
+    <w:bookmarkStart w:id="34" w:name="a-por-ellos-1"/>
     <w:p>
       <w:pPr>
         <w:pStyle w:val="Heading2"/>
@@ -2696,8 +2780,8 @@
         </w:pict>
       </w:r>
     </w:p>
-    <w:bookmarkEnd w:id="28"/>
-    <w:bookmarkStart w:id="29" w:name="X825eecec9201630df5cd9cbbf854f4c0d1f9154"/>
+    <w:bookmarkEnd w:id="34"/>
+    <w:bookmarkStart w:id="35" w:name="X825eecec9201630df5cd9cbbf854f4c0d1f9154"/>
     <w:p>
       <w:pPr>
         <w:pStyle w:val="Heading2"/>
@@ -2777,8 +2861,8 @@
         </w:pict>
       </w:r>
     </w:p>
-    <w:bookmarkEnd w:id="29"/>
-    <w:bookmarkStart w:id="30" w:name="para-el-profe-soluciones-y-pistas-1"/>
+    <w:bookmarkEnd w:id="35"/>
+    <w:bookmarkStart w:id="36" w:name="para-el-profe-soluciones-y-pistas-1"/>
     <w:p>
       <w:pPr>
         <w:pStyle w:val="Heading2"/>
@@ -2837,7 +2921,7 @@
       <w:r>
         <w:t xml:space="preserve"> </w:t>
       </w:r>
-      <w:hyperlink r:id="rId23">
+      <w:hyperlink r:id="rId26">
         <w:r>
           <w:rPr>
             <w:rStyle w:val="Hyperlink"/>
@@ -2900,9 +2984,9 @@
         </w:r>
       </w:hyperlink>
     </w:p>
-    <w:bookmarkEnd w:id="30"/>
-    <w:bookmarkEnd w:id="31"/>
-    <w:bookmarkStart w:id="40" w:name="juegos-y-retos"/>
+    <w:bookmarkEnd w:id="36"/>
+    <w:bookmarkEnd w:id="37"/>
+    <w:bookmarkStart w:id="46" w:name="juegos-y-retos"/>
     <w:p>
       <w:pPr>
         <w:pStyle w:val="Heading1"/>
@@ -2966,7 +3050,7 @@
         </w:pict>
       </w:r>
     </w:p>
-    <w:bookmarkStart w:id="32" w:name="en-corto-2"/>
+    <w:bookmarkStart w:id="38" w:name="en-corto-2"/>
     <w:p>
       <w:pPr>
         <w:pStyle w:val="Heading2"/>
@@ -3003,8 +3087,8 @@
         </w:pict>
       </w:r>
     </w:p>
-    <w:bookmarkEnd w:id="32"/>
-    <w:bookmarkStart w:id="33" w:name="el-fail-de-dani"/>
+    <w:bookmarkEnd w:id="38"/>
+    <w:bookmarkStart w:id="39" w:name="el-fail-de-dani"/>
     <w:p>
       <w:pPr>
         <w:pStyle w:val="Heading2"/>
@@ -3109,8 +3193,8 @@
         </w:pict>
       </w:r>
     </w:p>
-    <w:bookmarkEnd w:id="33"/>
-    <w:bookmarkStart w:id="34" w:name="juego-1-recepción-a-contrarreloj-15-min"/>
+    <w:bookmarkEnd w:id="39"/>
+    <w:bookmarkStart w:id="40" w:name="juego-1-recepción-a-contrarreloj-15-min"/>
     <w:p>
       <w:pPr>
         <w:pStyle w:val="Heading2"/>
@@ -3208,8 +3292,8 @@
         </w:pict>
       </w:r>
     </w:p>
-    <w:bookmarkEnd w:id="34"/>
-    <w:bookmarkStart w:id="35" w:name="juego-2-el-hueco-manda-10-min"/>
+    <w:bookmarkEnd w:id="40"/>
+    <w:bookmarkStart w:id="41" w:name="juego-2-el-hueco-manda-10-min"/>
     <w:p>
       <w:pPr>
         <w:pStyle w:val="Heading2"/>
@@ -3280,8 +3364,8 @@
         </w:pict>
       </w:r>
     </w:p>
-    <w:bookmarkEnd w:id="35"/>
-    <w:bookmarkStart w:id="36" w:name="juego-3-fifo-exprés-5-min"/>
+    <w:bookmarkEnd w:id="41"/>
+    <w:bookmarkStart w:id="42" w:name="juego-3-fifo-exprés-5-min"/>
     <w:p>
       <w:pPr>
         <w:pStyle w:val="Heading2"/>
@@ -3318,8 +3402,8 @@
         </w:pict>
       </w:r>
     </w:p>
-    <w:bookmarkEnd w:id="36"/>
-    <w:bookmarkStart w:id="37" w:name="logros"/>
+    <w:bookmarkEnd w:id="42"/>
+    <w:bookmarkStart w:id="43" w:name="logros"/>
     <w:p>
       <w:pPr>
         <w:pStyle w:val="Heading2"/>
@@ -3544,8 +3628,8 @@
         </w:pict>
       </w:r>
     </w:p>
-    <w:bookmarkEnd w:id="37"/>
-    <w:bookmarkStart w:id="38" w:name="reto-final"/>
+    <w:bookmarkEnd w:id="43"/>
+    <w:bookmarkStart w:id="44" w:name="reto-final"/>
     <w:p>
       <w:pPr>
         <w:pStyle w:val="Heading2"/>
@@ -3687,8 +3771,8 @@
         </w:pict>
       </w:r>
     </w:p>
-    <w:bookmarkEnd w:id="38"/>
-    <w:bookmarkStart w:id="39" w:name="para-el-profe"/>
+    <w:bookmarkEnd w:id="44"/>
+    <w:bookmarkStart w:id="45" w:name="para-el-profe"/>
     <w:p>
       <w:pPr>
         <w:pStyle w:val="Heading2"/>
@@ -3760,7 +3844,7 @@
       <w:r>
         <w:t xml:space="preserve"> </w:t>
       </w:r>
-      <w:hyperlink r:id="rId23">
+      <w:hyperlink r:id="rId26">
         <w:r>
           <w:rPr>
             <w:rStyle w:val="Hyperlink"/>
@@ -3823,8 +3907,8 @@
         </w:r>
       </w:hyperlink>
     </w:p>
-    <w:bookmarkEnd w:id="39"/>
-    <w:bookmarkEnd w:id="40"/>
+    <w:bookmarkEnd w:id="45"/>
+    <w:bookmarkEnd w:id="46"/>
     <w:sectPr>
       <w:footnotePr>
         <w:numRestart w:val="eachSect"/>
